--- a/docs/SmartStash_-_Tai_lieu_hop_nhat_PRD_SRS_v2.3.docx
+++ b/docs/SmartStash_-_Tai_lieu_hop_nhat_PRD_SRS_v2.3.docx
@@ -230,7 +230,7 @@
           </w:tcPr>
           <w:p>
             <w:r>
-              <w:t>Đã triển khai thực tế tới bản app v0.1.0-v93 (26/10/2026): Phase 1–5 hoàn thành, Phase 6 hoàn thành phần lớn (khoá app, khung gói, cấu hình từ xa, mây SmartStash qua Worker/R2, mã khuyến mại nội bộ, hệ thống quản trị); chưa nối RevenueCat thật; Phase 7 (Family) ĐÃ HUỶ ngày 24/10/2026; phát hành Play Store tạm gác từ 24/10/2026. Mọi dữ kiện kỹ thuật trong bản này đã đối chiếu với mã nguồn hiện hành</w:t>
+              <w:t>Đã triển khai thực tế tới bản app v0.1.0-v103 (27/10/2026): Phase 1–5 hoàn thành, Phase 6 hoàn thành phần lớn (khoá app, khung gói, cấu hình từ xa, mây SmartStash qua Worker/R2, mã khuyến mại nội bộ, hệ thống quản trị); chưa nối RevenueCat thật; Phase 7 (Family) ĐÃ HUỶ ngày 24/10/2026; phát hành Play Store tạm gác từ 24/10/2026. Mọi dữ kiện kỹ thuật trong bản này đã đối chiếu với mã nguồn hiện hành</w:t>
             </w:r>
           </w:p>
         </w:tc>
